--- a/email_template.docx
+++ b/email_template.docx
@@ -10,7 +10,7 @@
     <w:p/>
     <w:p>
       <w:r>
-        <w:t>I'm a SDE (GenAI) with around 2 years experience at &lt;b&gt;Pine Labs&lt;/b&gt; and &lt;b&gt;o9 Solutions&lt;/b&gt;, and an alum of &lt;b&gt;IIIT Allahabad&lt;/b&gt;. I have a strong coding background — &lt;b&gt;Expert&lt;/b&gt; at Codeforces, &lt;b&gt;5</w:t>
+        <w:t>I'm a SDE (GenAI) with around 2.5 years experience at &lt;b&gt;Pine Labs&lt;/b&gt; and &lt;b&gt;o9 Solutions&lt;/b&gt;, and an alum of &lt;b&gt;IIIT Allahabad&lt;/b&gt;. I have a strong coding background — &lt;b&gt;Expert&lt;/b&gt; at Codeforces, &lt;b&gt;5</w:t>
       </w:r>
       <w:r>
         <w:rPr>
